--- a/documents/word/04_FACILITY_MANAGEMENT.docx
+++ b/documents/word/04_FACILITY_MANAGEMENT.docx
@@ -4,6 +4,7 @@
   <w:body>
     <w:p>
       <w:pPr>
+        <w:shd w:val="clear" w:color="auto" w:fill="002060"/>
         <w:spacing w:before="100" w:beforeAutospacing="1" w:after="100" w:afterAutospacing="1" w:line="240" w:lineRule="auto"/>
         <w:jc w:val="center"/>
         <w:outlineLvl w:val="0"/>
@@ -87,6 +88,7 @@
     </w:p>
     <w:p>
       <w:pPr>
+        <w:shd w:val="clear" w:color="auto" w:fill="002060"/>
         <w:spacing w:before="100" w:beforeAutospacing="1" w:after="100" w:afterAutospacing="1" w:line="240" w:lineRule="auto"/>
         <w:outlineLvl w:val="0"/>
         <w:rPr>
@@ -343,7 +345,19 @@
           <w:lang w:val="en-GB" w:eastAsia="en-GB" w:bidi="ar-SA"/>
           <w14:ligatures w14:val="none"/>
         </w:rPr>
-        <w:t>04.1.1.3 Define SLA governance framework</w:t>
+        <w:t xml:space="preserve">04.1.1.3 </w:t>
+      </w:r>
+      <w:r>
+        <w:rPr>
+          <w:rFonts w:ascii="Times New Roman" w:eastAsia="Times New Roman" w:hAnsi="Times New Roman" w:cs="Times New Roman"/>
+          <w:kern w:val="0"/>
+          <w:sz w:val="24"/>
+          <w:szCs w:val="24"/>
+          <w:highlight w:val="yellow"/>
+          <w:lang w:val="en-GB" w:eastAsia="en-GB" w:bidi="ar-SA"/>
+          <w14:ligatures w14:val="none"/>
+        </w:rPr>
+        <w:t>Define SLA governance framework</w:t>
       </w:r>
     </w:p>
     <w:p>
@@ -468,16 +482,18 @@
           <w:kern w:val="0"/>
           <w:sz w:val="24"/>
           <w:szCs w:val="24"/>
-          <w:lang w:val="en-GB" w:eastAsia="en-GB" w:bidi="ar-SA"/>
-          <w14:ligatures w14:val="none"/>
-        </w:rPr>
-      </w:pPr>
-      <w:r>
-        <w:rPr>
-          <w:rFonts w:ascii="Times New Roman" w:eastAsia="Times New Roman" w:hAnsi="Times New Roman" w:cs="Times New Roman"/>
-          <w:kern w:val="0"/>
-          <w:sz w:val="24"/>
-          <w:szCs w:val="24"/>
+          <w:highlight w:val="yellow"/>
+          <w:lang w:val="en-GB" w:eastAsia="en-GB" w:bidi="ar-SA"/>
+          <w14:ligatures w14:val="none"/>
+        </w:rPr>
+      </w:pPr>
+      <w:r>
+        <w:rPr>
+          <w:rFonts w:ascii="Times New Roman" w:eastAsia="Times New Roman" w:hAnsi="Times New Roman" w:cs="Times New Roman"/>
+          <w:kern w:val="0"/>
+          <w:sz w:val="24"/>
+          <w:szCs w:val="24"/>
+          <w:highlight w:val="yellow"/>
           <w:lang w:val="en-GB" w:eastAsia="en-GB" w:bidi="ar-SA"/>
           <w14:ligatures w14:val="none"/>
         </w:rPr>
@@ -4228,47 +4244,41 @@
     </w:p>
     <w:tbl>
       <w:tblPr>
+        <w:tblStyle w:val="PlainTable1"/>
         <w:tblW w:w="0" w:type="auto"/>
-        <w:tblCellSpacing w:w="15" w:type="dxa"/>
-        <w:tblCellMar>
-          <w:top w:w="15" w:type="dxa"/>
-          <w:left w:w="15" w:type="dxa"/>
-          <w:bottom w:w="15" w:type="dxa"/>
-          <w:right w:w="15" w:type="dxa"/>
-        </w:tblCellMar>
         <w:tblLook w:val="04A0" w:firstRow="1" w:lastRow="0" w:firstColumn="1" w:lastColumn="0" w:noHBand="0" w:noVBand="1"/>
       </w:tblPr>
       <w:tblGrid>
-        <w:gridCol w:w="1246"/>
-        <w:gridCol w:w="1296"/>
-        <w:gridCol w:w="1099"/>
-        <w:gridCol w:w="1511"/>
-        <w:gridCol w:w="1154"/>
-        <w:gridCol w:w="1406"/>
-        <w:gridCol w:w="1314"/>
+        <w:gridCol w:w="1351"/>
+        <w:gridCol w:w="1229"/>
+        <w:gridCol w:w="1156"/>
+        <w:gridCol w:w="1472"/>
+        <w:gridCol w:w="1058"/>
+        <w:gridCol w:w="1424"/>
+        <w:gridCol w:w="1326"/>
       </w:tblGrid>
       <w:tr>
         <w:trPr>
+          <w:cnfStyle w:val="100000000000" w:firstRow="1" w:lastRow="0" w:firstColumn="0" w:lastColumn="0" w:oddVBand="0" w:evenVBand="0" w:oddHBand="0" w:evenHBand="0" w:firstRowFirstColumn="0" w:firstRowLastColumn="0" w:lastRowFirstColumn="0" w:lastRowLastColumn="0"/>
           <w:tblHeader/>
-          <w:tblCellSpacing w:w="15" w:type="dxa"/>
         </w:trPr>
         <w:tc>
           <w:tcPr>
+            <w:cnfStyle w:val="001000000000" w:firstRow="0" w:lastRow="0" w:firstColumn="1" w:lastColumn="0" w:oddVBand="0" w:evenVBand="0" w:oddHBand="0" w:evenHBand="0" w:firstRowFirstColumn="0" w:firstRowLastColumn="0" w:lastRowFirstColumn="0" w:lastRowLastColumn="0"/>
             <w:tcW w:w="0" w:type="auto"/>
-            <w:vAlign w:val="center"/>
+            <w:shd w:val="clear" w:color="auto" w:fill="002060"/>
             <w:hideMark/>
           </w:tcPr>
           <w:p>
             <w:pPr>
-              <w:spacing w:after="0" w:line="240" w:lineRule="auto"/>
               <w:jc w:val="center"/>
               <w:rPr>
                 <w:rFonts w:ascii="Times New Roman" w:eastAsia="Times New Roman" w:hAnsi="Times New Roman" w:cs="Times New Roman"/>
-                <w:b/>
-                <w:bCs/>
+                <w:b w:val="0"/>
+                <w:bCs w:val="0"/>
                 <w:kern w:val="0"/>
-                <w:sz w:val="24"/>
-                <w:szCs w:val="24"/>
+                <w:sz w:val="18"/>
+                <w:szCs w:val="18"/>
                 <w:lang w:val="en-GB" w:eastAsia="en-GB" w:bidi="ar-SA"/>
                 <w14:ligatures w14:val="none"/>
               </w:rPr>
@@ -4276,11 +4286,11 @@
             <w:r>
               <w:rPr>
                 <w:rFonts w:ascii="Times New Roman" w:eastAsia="Times New Roman" w:hAnsi="Times New Roman" w:cs="Times New Roman"/>
-                <w:b/>
-                <w:bCs/>
+                <w:b w:val="0"/>
+                <w:bCs w:val="0"/>
                 <w:kern w:val="0"/>
-                <w:sz w:val="24"/>
-                <w:szCs w:val="24"/>
+                <w:sz w:val="18"/>
+                <w:szCs w:val="18"/>
                 <w:lang w:val="en-GB" w:eastAsia="en-GB" w:bidi="ar-SA"/>
                 <w14:ligatures w14:val="none"/>
               </w:rPr>
@@ -4291,20 +4301,20 @@
         <w:tc>
           <w:tcPr>
             <w:tcW w:w="0" w:type="auto"/>
-            <w:vAlign w:val="center"/>
+            <w:shd w:val="clear" w:color="auto" w:fill="002060"/>
             <w:hideMark/>
           </w:tcPr>
           <w:p>
             <w:pPr>
-              <w:spacing w:after="0" w:line="240" w:lineRule="auto"/>
               <w:jc w:val="center"/>
+              <w:cnfStyle w:val="100000000000" w:firstRow="1" w:lastRow="0" w:firstColumn="0" w:lastColumn="0" w:oddVBand="0" w:evenVBand="0" w:oddHBand="0" w:evenHBand="0" w:firstRowFirstColumn="0" w:firstRowLastColumn="0" w:lastRowFirstColumn="0" w:lastRowLastColumn="0"/>
               <w:rPr>
                 <w:rFonts w:ascii="Times New Roman" w:eastAsia="Times New Roman" w:hAnsi="Times New Roman" w:cs="Times New Roman"/>
-                <w:b/>
-                <w:bCs/>
+                <w:b w:val="0"/>
+                <w:bCs w:val="0"/>
                 <w:kern w:val="0"/>
-                <w:sz w:val="24"/>
-                <w:szCs w:val="24"/>
+                <w:sz w:val="18"/>
+                <w:szCs w:val="18"/>
                 <w:lang w:val="en-GB" w:eastAsia="en-GB" w:bidi="ar-SA"/>
                 <w14:ligatures w14:val="none"/>
               </w:rPr>
@@ -4312,11 +4322,11 @@
             <w:r>
               <w:rPr>
                 <w:rFonts w:ascii="Times New Roman" w:eastAsia="Times New Roman" w:hAnsi="Times New Roman" w:cs="Times New Roman"/>
-                <w:b/>
-                <w:bCs/>
+                <w:b w:val="0"/>
+                <w:bCs w:val="0"/>
                 <w:kern w:val="0"/>
-                <w:sz w:val="24"/>
-                <w:szCs w:val="24"/>
+                <w:sz w:val="18"/>
+                <w:szCs w:val="18"/>
                 <w:lang w:val="en-GB" w:eastAsia="en-GB" w:bidi="ar-SA"/>
                 <w14:ligatures w14:val="none"/>
               </w:rPr>
@@ -4327,20 +4337,20 @@
         <w:tc>
           <w:tcPr>
             <w:tcW w:w="0" w:type="auto"/>
-            <w:vAlign w:val="center"/>
+            <w:shd w:val="clear" w:color="auto" w:fill="002060"/>
             <w:hideMark/>
           </w:tcPr>
           <w:p>
             <w:pPr>
-              <w:spacing w:after="0" w:line="240" w:lineRule="auto"/>
               <w:jc w:val="center"/>
+              <w:cnfStyle w:val="100000000000" w:firstRow="1" w:lastRow="0" w:firstColumn="0" w:lastColumn="0" w:oddVBand="0" w:evenVBand="0" w:oddHBand="0" w:evenHBand="0" w:firstRowFirstColumn="0" w:firstRowLastColumn="0" w:lastRowFirstColumn="0" w:lastRowLastColumn="0"/>
               <w:rPr>
                 <w:rFonts w:ascii="Times New Roman" w:eastAsia="Times New Roman" w:hAnsi="Times New Roman" w:cs="Times New Roman"/>
-                <w:b/>
-                <w:bCs/>
+                <w:b w:val="0"/>
+                <w:bCs w:val="0"/>
                 <w:kern w:val="0"/>
-                <w:sz w:val="24"/>
-                <w:szCs w:val="24"/>
+                <w:sz w:val="18"/>
+                <w:szCs w:val="18"/>
                 <w:lang w:val="en-GB" w:eastAsia="en-GB" w:bidi="ar-SA"/>
                 <w14:ligatures w14:val="none"/>
               </w:rPr>
@@ -4348,11 +4358,11 @@
             <w:r>
               <w:rPr>
                 <w:rFonts w:ascii="Times New Roman" w:eastAsia="Times New Roman" w:hAnsi="Times New Roman" w:cs="Times New Roman"/>
-                <w:b/>
-                <w:bCs/>
+                <w:b w:val="0"/>
+                <w:bCs w:val="0"/>
                 <w:kern w:val="0"/>
-                <w:sz w:val="24"/>
-                <w:szCs w:val="24"/>
+                <w:sz w:val="18"/>
+                <w:szCs w:val="18"/>
                 <w:lang w:val="en-GB" w:eastAsia="en-GB" w:bidi="ar-SA"/>
                 <w14:ligatures w14:val="none"/>
               </w:rPr>
@@ -4363,20 +4373,20 @@
         <w:tc>
           <w:tcPr>
             <w:tcW w:w="0" w:type="auto"/>
-            <w:vAlign w:val="center"/>
+            <w:shd w:val="clear" w:color="auto" w:fill="002060"/>
             <w:hideMark/>
           </w:tcPr>
           <w:p>
             <w:pPr>
-              <w:spacing w:after="0" w:line="240" w:lineRule="auto"/>
               <w:jc w:val="center"/>
+              <w:cnfStyle w:val="100000000000" w:firstRow="1" w:lastRow="0" w:firstColumn="0" w:lastColumn="0" w:oddVBand="0" w:evenVBand="0" w:oddHBand="0" w:evenHBand="0" w:firstRowFirstColumn="0" w:firstRowLastColumn="0" w:lastRowFirstColumn="0" w:lastRowLastColumn="0"/>
               <w:rPr>
                 <w:rFonts w:ascii="Times New Roman" w:eastAsia="Times New Roman" w:hAnsi="Times New Roman" w:cs="Times New Roman"/>
-                <w:b/>
-                <w:bCs/>
+                <w:b w:val="0"/>
+                <w:bCs w:val="0"/>
                 <w:kern w:val="0"/>
-                <w:sz w:val="24"/>
-                <w:szCs w:val="24"/>
+                <w:sz w:val="18"/>
+                <w:szCs w:val="18"/>
                 <w:lang w:val="en-GB" w:eastAsia="en-GB" w:bidi="ar-SA"/>
                 <w14:ligatures w14:val="none"/>
               </w:rPr>
@@ -4384,11 +4394,11 @@
             <w:r>
               <w:rPr>
                 <w:rFonts w:ascii="Times New Roman" w:eastAsia="Times New Roman" w:hAnsi="Times New Roman" w:cs="Times New Roman"/>
-                <w:b/>
-                <w:bCs/>
+                <w:b w:val="0"/>
+                <w:bCs w:val="0"/>
                 <w:kern w:val="0"/>
-                <w:sz w:val="24"/>
-                <w:szCs w:val="24"/>
+                <w:sz w:val="18"/>
+                <w:szCs w:val="18"/>
                 <w:lang w:val="en-GB" w:eastAsia="en-GB" w:bidi="ar-SA"/>
                 <w14:ligatures w14:val="none"/>
               </w:rPr>
@@ -4399,20 +4409,20 @@
         <w:tc>
           <w:tcPr>
             <w:tcW w:w="0" w:type="auto"/>
-            <w:vAlign w:val="center"/>
+            <w:shd w:val="clear" w:color="auto" w:fill="002060"/>
             <w:hideMark/>
           </w:tcPr>
           <w:p>
             <w:pPr>
-              <w:spacing w:after="0" w:line="240" w:lineRule="auto"/>
               <w:jc w:val="center"/>
+              <w:cnfStyle w:val="100000000000" w:firstRow="1" w:lastRow="0" w:firstColumn="0" w:lastColumn="0" w:oddVBand="0" w:evenVBand="0" w:oddHBand="0" w:evenHBand="0" w:firstRowFirstColumn="0" w:firstRowLastColumn="0" w:lastRowFirstColumn="0" w:lastRowLastColumn="0"/>
               <w:rPr>
                 <w:rFonts w:ascii="Times New Roman" w:eastAsia="Times New Roman" w:hAnsi="Times New Roman" w:cs="Times New Roman"/>
-                <w:b/>
-                <w:bCs/>
+                <w:b w:val="0"/>
+                <w:bCs w:val="0"/>
                 <w:kern w:val="0"/>
-                <w:sz w:val="24"/>
-                <w:szCs w:val="24"/>
+                <w:sz w:val="18"/>
+                <w:szCs w:val="18"/>
                 <w:lang w:val="en-GB" w:eastAsia="en-GB" w:bidi="ar-SA"/>
                 <w14:ligatures w14:val="none"/>
               </w:rPr>
@@ -4420,11 +4430,11 @@
             <w:r>
               <w:rPr>
                 <w:rFonts w:ascii="Times New Roman" w:eastAsia="Times New Roman" w:hAnsi="Times New Roman" w:cs="Times New Roman"/>
-                <w:b/>
-                <w:bCs/>
+                <w:b w:val="0"/>
+                <w:bCs w:val="0"/>
                 <w:kern w:val="0"/>
-                <w:sz w:val="24"/>
-                <w:szCs w:val="24"/>
+                <w:sz w:val="18"/>
+                <w:szCs w:val="18"/>
                 <w:lang w:val="en-GB" w:eastAsia="en-GB" w:bidi="ar-SA"/>
                 <w14:ligatures w14:val="none"/>
               </w:rPr>
@@ -4435,20 +4445,20 @@
         <w:tc>
           <w:tcPr>
             <w:tcW w:w="0" w:type="auto"/>
-            <w:vAlign w:val="center"/>
+            <w:shd w:val="clear" w:color="auto" w:fill="002060"/>
             <w:hideMark/>
           </w:tcPr>
           <w:p>
             <w:pPr>
-              <w:spacing w:after="0" w:line="240" w:lineRule="auto"/>
               <w:jc w:val="center"/>
+              <w:cnfStyle w:val="100000000000" w:firstRow="1" w:lastRow="0" w:firstColumn="0" w:lastColumn="0" w:oddVBand="0" w:evenVBand="0" w:oddHBand="0" w:evenHBand="0" w:firstRowFirstColumn="0" w:firstRowLastColumn="0" w:lastRowFirstColumn="0" w:lastRowLastColumn="0"/>
               <w:rPr>
                 <w:rFonts w:ascii="Times New Roman" w:eastAsia="Times New Roman" w:hAnsi="Times New Roman" w:cs="Times New Roman"/>
-                <w:b/>
-                <w:bCs/>
+                <w:b w:val="0"/>
+                <w:bCs w:val="0"/>
                 <w:kern w:val="0"/>
-                <w:sz w:val="24"/>
-                <w:szCs w:val="24"/>
+                <w:sz w:val="18"/>
+                <w:szCs w:val="18"/>
                 <w:lang w:val="en-GB" w:eastAsia="en-GB" w:bidi="ar-SA"/>
                 <w14:ligatures w14:val="none"/>
               </w:rPr>
@@ -4456,11 +4466,11 @@
             <w:r>
               <w:rPr>
                 <w:rFonts w:ascii="Times New Roman" w:eastAsia="Times New Roman" w:hAnsi="Times New Roman" w:cs="Times New Roman"/>
-                <w:b/>
-                <w:bCs/>
+                <w:b w:val="0"/>
+                <w:bCs w:val="0"/>
                 <w:kern w:val="0"/>
-                <w:sz w:val="24"/>
-                <w:szCs w:val="24"/>
+                <w:sz w:val="18"/>
+                <w:szCs w:val="18"/>
                 <w:lang w:val="en-GB" w:eastAsia="en-GB" w:bidi="ar-SA"/>
                 <w14:ligatures w14:val="none"/>
               </w:rPr>
@@ -4471,20 +4481,20 @@
         <w:tc>
           <w:tcPr>
             <w:tcW w:w="0" w:type="auto"/>
-            <w:vAlign w:val="center"/>
+            <w:shd w:val="clear" w:color="auto" w:fill="002060"/>
             <w:hideMark/>
           </w:tcPr>
           <w:p>
             <w:pPr>
-              <w:spacing w:after="0" w:line="240" w:lineRule="auto"/>
               <w:jc w:val="center"/>
+              <w:cnfStyle w:val="100000000000" w:firstRow="1" w:lastRow="0" w:firstColumn="0" w:lastColumn="0" w:oddVBand="0" w:evenVBand="0" w:oddHBand="0" w:evenHBand="0" w:firstRowFirstColumn="0" w:firstRowLastColumn="0" w:lastRowFirstColumn="0" w:lastRowLastColumn="0"/>
               <w:rPr>
                 <w:rFonts w:ascii="Times New Roman" w:eastAsia="Times New Roman" w:hAnsi="Times New Roman" w:cs="Times New Roman"/>
-                <w:b/>
-                <w:bCs/>
+                <w:b w:val="0"/>
+                <w:bCs w:val="0"/>
                 <w:kern w:val="0"/>
-                <w:sz w:val="24"/>
-                <w:szCs w:val="24"/>
+                <w:sz w:val="18"/>
+                <w:szCs w:val="18"/>
                 <w:lang w:val="en-GB" w:eastAsia="en-GB" w:bidi="ar-SA"/>
                 <w14:ligatures w14:val="none"/>
               </w:rPr>
@@ -4492,11 +4502,11 @@
             <w:r>
               <w:rPr>
                 <w:rFonts w:ascii="Times New Roman" w:eastAsia="Times New Roman" w:hAnsi="Times New Roman" w:cs="Times New Roman"/>
-                <w:b/>
-                <w:bCs/>
+                <w:b w:val="0"/>
+                <w:bCs w:val="0"/>
                 <w:kern w:val="0"/>
-                <w:sz w:val="24"/>
-                <w:szCs w:val="24"/>
+                <w:sz w:val="18"/>
+                <w:szCs w:val="18"/>
                 <w:lang w:val="en-GB" w:eastAsia="en-GB" w:bidi="ar-SA"/>
                 <w14:ligatures w14:val="none"/>
               </w:rPr>
@@ -4507,17 +4517,16 @@
       </w:tr>
       <w:tr>
         <w:trPr>
-          <w:tblCellSpacing w:w="15" w:type="dxa"/>
+          <w:cnfStyle w:val="000000100000" w:firstRow="0" w:lastRow="0" w:firstColumn="0" w:lastColumn="0" w:oddVBand="0" w:evenVBand="0" w:oddHBand="1" w:evenHBand="0" w:firstRowFirstColumn="0" w:firstRowLastColumn="0" w:lastRowFirstColumn="0" w:lastRowLastColumn="0"/>
         </w:trPr>
         <w:tc>
           <w:tcPr>
+            <w:cnfStyle w:val="001000000000" w:firstRow="0" w:lastRow="0" w:firstColumn="1" w:lastColumn="0" w:oddVBand="0" w:evenVBand="0" w:oddHBand="0" w:evenHBand="0" w:firstRowFirstColumn="0" w:firstRowLastColumn="0" w:lastRowFirstColumn="0" w:lastRowLastColumn="0"/>
             <w:tcW w:w="0" w:type="auto"/>
-            <w:vAlign w:val="center"/>
             <w:hideMark/>
           </w:tcPr>
           <w:p>
             <w:pPr>
-              <w:spacing w:after="0" w:line="240" w:lineRule="auto"/>
               <w:rPr>
                 <w:rFonts w:ascii="Times New Roman" w:eastAsia="Times New Roman" w:hAnsi="Times New Roman" w:cs="Times New Roman"/>
                 <w:kern w:val="0"/>
@@ -4543,12 +4552,11 @@
         <w:tc>
           <w:tcPr>
             <w:tcW w:w="0" w:type="auto"/>
-            <w:vAlign w:val="center"/>
             <w:hideMark/>
           </w:tcPr>
           <w:p>
             <w:pPr>
-              <w:spacing w:after="0" w:line="240" w:lineRule="auto"/>
+              <w:cnfStyle w:val="000000100000" w:firstRow="0" w:lastRow="0" w:firstColumn="0" w:lastColumn="0" w:oddVBand="0" w:evenVBand="0" w:oddHBand="1" w:evenHBand="0" w:firstRowFirstColumn="0" w:firstRowLastColumn="0" w:lastRowFirstColumn="0" w:lastRowLastColumn="0"/>
               <w:rPr>
                 <w:rFonts w:ascii="Times New Roman" w:eastAsia="Times New Roman" w:hAnsi="Times New Roman" w:cs="Times New Roman"/>
                 <w:kern w:val="0"/>
@@ -4574,12 +4582,11 @@
         <w:tc>
           <w:tcPr>
             <w:tcW w:w="0" w:type="auto"/>
-            <w:vAlign w:val="center"/>
             <w:hideMark/>
           </w:tcPr>
           <w:p>
             <w:pPr>
-              <w:spacing w:after="0" w:line="240" w:lineRule="auto"/>
+              <w:cnfStyle w:val="000000100000" w:firstRow="0" w:lastRow="0" w:firstColumn="0" w:lastColumn="0" w:oddVBand="0" w:evenVBand="0" w:oddHBand="1" w:evenHBand="0" w:firstRowFirstColumn="0" w:firstRowLastColumn="0" w:lastRowFirstColumn="0" w:lastRowLastColumn="0"/>
               <w:rPr>
                 <w:rFonts w:ascii="Times New Roman" w:eastAsia="Times New Roman" w:hAnsi="Times New Roman" w:cs="Times New Roman"/>
                 <w:kern w:val="0"/>
@@ -4605,12 +4612,11 @@
         <w:tc>
           <w:tcPr>
             <w:tcW w:w="0" w:type="auto"/>
-            <w:vAlign w:val="center"/>
             <w:hideMark/>
           </w:tcPr>
           <w:p>
             <w:pPr>
-              <w:spacing w:after="0" w:line="240" w:lineRule="auto"/>
+              <w:cnfStyle w:val="000000100000" w:firstRow="0" w:lastRow="0" w:firstColumn="0" w:lastColumn="0" w:oddVBand="0" w:evenVBand="0" w:oddHBand="1" w:evenHBand="0" w:firstRowFirstColumn="0" w:firstRowLastColumn="0" w:lastRowFirstColumn="0" w:lastRowLastColumn="0"/>
               <w:rPr>
                 <w:rFonts w:ascii="Times New Roman" w:eastAsia="Times New Roman" w:hAnsi="Times New Roman" w:cs="Times New Roman"/>
                 <w:kern w:val="0"/>
@@ -4636,12 +4642,11 @@
         <w:tc>
           <w:tcPr>
             <w:tcW w:w="0" w:type="auto"/>
-            <w:vAlign w:val="center"/>
             <w:hideMark/>
           </w:tcPr>
           <w:p>
             <w:pPr>
-              <w:spacing w:after="0" w:line="240" w:lineRule="auto"/>
+              <w:cnfStyle w:val="000000100000" w:firstRow="0" w:lastRow="0" w:firstColumn="0" w:lastColumn="0" w:oddVBand="0" w:evenVBand="0" w:oddHBand="1" w:evenHBand="0" w:firstRowFirstColumn="0" w:firstRowLastColumn="0" w:lastRowFirstColumn="0" w:lastRowLastColumn="0"/>
               <w:rPr>
                 <w:rFonts w:ascii="Times New Roman" w:eastAsia="Times New Roman" w:hAnsi="Times New Roman" w:cs="Times New Roman"/>
                 <w:kern w:val="0"/>
@@ -4667,12 +4672,11 @@
         <w:tc>
           <w:tcPr>
             <w:tcW w:w="0" w:type="auto"/>
-            <w:vAlign w:val="center"/>
             <w:hideMark/>
           </w:tcPr>
           <w:p>
             <w:pPr>
-              <w:spacing w:after="0" w:line="240" w:lineRule="auto"/>
+              <w:cnfStyle w:val="000000100000" w:firstRow="0" w:lastRow="0" w:firstColumn="0" w:lastColumn="0" w:oddVBand="0" w:evenVBand="0" w:oddHBand="1" w:evenHBand="0" w:firstRowFirstColumn="0" w:firstRowLastColumn="0" w:lastRowFirstColumn="0" w:lastRowLastColumn="0"/>
               <w:rPr>
                 <w:rFonts w:ascii="Times New Roman" w:eastAsia="Times New Roman" w:hAnsi="Times New Roman" w:cs="Times New Roman"/>
                 <w:kern w:val="0"/>
@@ -4698,12 +4702,11 @@
         <w:tc>
           <w:tcPr>
             <w:tcW w:w="0" w:type="auto"/>
-            <w:vAlign w:val="center"/>
             <w:hideMark/>
           </w:tcPr>
           <w:p>
             <w:pPr>
-              <w:spacing w:after="0" w:line="240" w:lineRule="auto"/>
+              <w:cnfStyle w:val="000000100000" w:firstRow="0" w:lastRow="0" w:firstColumn="0" w:lastColumn="0" w:oddVBand="0" w:evenVBand="0" w:oddHBand="1" w:evenHBand="0" w:firstRowFirstColumn="0" w:firstRowLastColumn="0" w:lastRowFirstColumn="0" w:lastRowLastColumn="0"/>
               <w:rPr>
                 <w:rFonts w:ascii="Times New Roman" w:eastAsia="Times New Roman" w:hAnsi="Times New Roman" w:cs="Times New Roman"/>
                 <w:kern w:val="0"/>
@@ -4728,18 +4731,14 @@
         </w:tc>
       </w:tr>
       <w:tr>
-        <w:trPr>
-          <w:tblCellSpacing w:w="15" w:type="dxa"/>
-        </w:trPr>
         <w:tc>
           <w:tcPr>
+            <w:cnfStyle w:val="001000000000" w:firstRow="0" w:lastRow="0" w:firstColumn="1" w:lastColumn="0" w:oddVBand="0" w:evenVBand="0" w:oddHBand="0" w:evenHBand="0" w:firstRowFirstColumn="0" w:firstRowLastColumn="0" w:lastRowFirstColumn="0" w:lastRowLastColumn="0"/>
             <w:tcW w:w="0" w:type="auto"/>
-            <w:vAlign w:val="center"/>
             <w:hideMark/>
           </w:tcPr>
           <w:p>
             <w:pPr>
-              <w:spacing w:after="0" w:line="240" w:lineRule="auto"/>
               <w:rPr>
                 <w:rFonts w:ascii="Times New Roman" w:eastAsia="Times New Roman" w:hAnsi="Times New Roman" w:cs="Times New Roman"/>
                 <w:kern w:val="0"/>
@@ -4765,12 +4764,11 @@
         <w:tc>
           <w:tcPr>
             <w:tcW w:w="0" w:type="auto"/>
-            <w:vAlign w:val="center"/>
             <w:hideMark/>
           </w:tcPr>
           <w:p>
             <w:pPr>
-              <w:spacing w:after="0" w:line="240" w:lineRule="auto"/>
+              <w:cnfStyle w:val="000000000000" w:firstRow="0" w:lastRow="0" w:firstColumn="0" w:lastColumn="0" w:oddVBand="0" w:evenVBand="0" w:oddHBand="0" w:evenHBand="0" w:firstRowFirstColumn="0" w:firstRowLastColumn="0" w:lastRowFirstColumn="0" w:lastRowLastColumn="0"/>
               <w:rPr>
                 <w:rFonts w:ascii="Times New Roman" w:eastAsia="Times New Roman" w:hAnsi="Times New Roman" w:cs="Times New Roman"/>
                 <w:kern w:val="0"/>
@@ -4796,12 +4794,11 @@
         <w:tc>
           <w:tcPr>
             <w:tcW w:w="0" w:type="auto"/>
-            <w:vAlign w:val="center"/>
             <w:hideMark/>
           </w:tcPr>
           <w:p>
             <w:pPr>
-              <w:spacing w:after="0" w:line="240" w:lineRule="auto"/>
+              <w:cnfStyle w:val="000000000000" w:firstRow="0" w:lastRow="0" w:firstColumn="0" w:lastColumn="0" w:oddVBand="0" w:evenVBand="0" w:oddHBand="0" w:evenHBand="0" w:firstRowFirstColumn="0" w:firstRowLastColumn="0" w:lastRowFirstColumn="0" w:lastRowLastColumn="0"/>
               <w:rPr>
                 <w:rFonts w:ascii="Times New Roman" w:eastAsia="Times New Roman" w:hAnsi="Times New Roman" w:cs="Times New Roman"/>
                 <w:kern w:val="0"/>
@@ -4827,12 +4824,11 @@
         <w:tc>
           <w:tcPr>
             <w:tcW w:w="0" w:type="auto"/>
-            <w:vAlign w:val="center"/>
             <w:hideMark/>
           </w:tcPr>
           <w:p>
             <w:pPr>
-              <w:spacing w:after="0" w:line="240" w:lineRule="auto"/>
+              <w:cnfStyle w:val="000000000000" w:firstRow="0" w:lastRow="0" w:firstColumn="0" w:lastColumn="0" w:oddVBand="0" w:evenVBand="0" w:oddHBand="0" w:evenHBand="0" w:firstRowFirstColumn="0" w:firstRowLastColumn="0" w:lastRowFirstColumn="0" w:lastRowLastColumn="0"/>
               <w:rPr>
                 <w:rFonts w:ascii="Times New Roman" w:eastAsia="Times New Roman" w:hAnsi="Times New Roman" w:cs="Times New Roman"/>
                 <w:kern w:val="0"/>
@@ -4858,12 +4854,11 @@
         <w:tc>
           <w:tcPr>
             <w:tcW w:w="0" w:type="auto"/>
-            <w:vAlign w:val="center"/>
             <w:hideMark/>
           </w:tcPr>
           <w:p>
             <w:pPr>
-              <w:spacing w:after="0" w:line="240" w:lineRule="auto"/>
+              <w:cnfStyle w:val="000000000000" w:firstRow="0" w:lastRow="0" w:firstColumn="0" w:lastColumn="0" w:oddVBand="0" w:evenVBand="0" w:oddHBand="0" w:evenHBand="0" w:firstRowFirstColumn="0" w:firstRowLastColumn="0" w:lastRowFirstColumn="0" w:lastRowLastColumn="0"/>
               <w:rPr>
                 <w:rFonts w:ascii="Times New Roman" w:eastAsia="Times New Roman" w:hAnsi="Times New Roman" w:cs="Times New Roman"/>
                 <w:kern w:val="0"/>
@@ -4889,12 +4884,11 @@
         <w:tc>
           <w:tcPr>
             <w:tcW w:w="0" w:type="auto"/>
-            <w:vAlign w:val="center"/>
             <w:hideMark/>
           </w:tcPr>
           <w:p>
             <w:pPr>
-              <w:spacing w:after="0" w:line="240" w:lineRule="auto"/>
+              <w:cnfStyle w:val="000000000000" w:firstRow="0" w:lastRow="0" w:firstColumn="0" w:lastColumn="0" w:oddVBand="0" w:evenVBand="0" w:oddHBand="0" w:evenHBand="0" w:firstRowFirstColumn="0" w:firstRowLastColumn="0" w:lastRowFirstColumn="0" w:lastRowLastColumn="0"/>
               <w:rPr>
                 <w:rFonts w:ascii="Times New Roman" w:eastAsia="Times New Roman" w:hAnsi="Times New Roman" w:cs="Times New Roman"/>
                 <w:kern w:val="0"/>
@@ -4920,12 +4914,11 @@
         <w:tc>
           <w:tcPr>
             <w:tcW w:w="0" w:type="auto"/>
-            <w:vAlign w:val="center"/>
             <w:hideMark/>
           </w:tcPr>
           <w:p>
             <w:pPr>
-              <w:spacing w:after="0" w:line="240" w:lineRule="auto"/>
+              <w:cnfStyle w:val="000000000000" w:firstRow="0" w:lastRow="0" w:firstColumn="0" w:lastColumn="0" w:oddVBand="0" w:evenVBand="0" w:oddHBand="0" w:evenHBand="0" w:firstRowFirstColumn="0" w:firstRowLastColumn="0" w:lastRowFirstColumn="0" w:lastRowLastColumn="0"/>
               <w:rPr>
                 <w:rFonts w:ascii="Times New Roman" w:eastAsia="Times New Roman" w:hAnsi="Times New Roman" w:cs="Times New Roman"/>
                 <w:kern w:val="0"/>
@@ -4951,17 +4944,16 @@
       </w:tr>
       <w:tr>
         <w:trPr>
-          <w:tblCellSpacing w:w="15" w:type="dxa"/>
+          <w:cnfStyle w:val="000000100000" w:firstRow="0" w:lastRow="0" w:firstColumn="0" w:lastColumn="0" w:oddVBand="0" w:evenVBand="0" w:oddHBand="1" w:evenHBand="0" w:firstRowFirstColumn="0" w:firstRowLastColumn="0" w:lastRowFirstColumn="0" w:lastRowLastColumn="0"/>
         </w:trPr>
         <w:tc>
           <w:tcPr>
+            <w:cnfStyle w:val="001000000000" w:firstRow="0" w:lastRow="0" w:firstColumn="1" w:lastColumn="0" w:oddVBand="0" w:evenVBand="0" w:oddHBand="0" w:evenHBand="0" w:firstRowFirstColumn="0" w:firstRowLastColumn="0" w:lastRowFirstColumn="0" w:lastRowLastColumn="0"/>
             <w:tcW w:w="0" w:type="auto"/>
-            <w:vAlign w:val="center"/>
             <w:hideMark/>
           </w:tcPr>
           <w:p>
             <w:pPr>
-              <w:spacing w:after="0" w:line="240" w:lineRule="auto"/>
               <w:rPr>
                 <w:rFonts w:ascii="Times New Roman" w:eastAsia="Times New Roman" w:hAnsi="Times New Roman" w:cs="Times New Roman"/>
                 <w:kern w:val="0"/>
@@ -4987,12 +4979,11 @@
         <w:tc>
           <w:tcPr>
             <w:tcW w:w="0" w:type="auto"/>
-            <w:vAlign w:val="center"/>
             <w:hideMark/>
           </w:tcPr>
           <w:p>
             <w:pPr>
-              <w:spacing w:after="0" w:line="240" w:lineRule="auto"/>
+              <w:cnfStyle w:val="000000100000" w:firstRow="0" w:lastRow="0" w:firstColumn="0" w:lastColumn="0" w:oddVBand="0" w:evenVBand="0" w:oddHBand="1" w:evenHBand="0" w:firstRowFirstColumn="0" w:firstRowLastColumn="0" w:lastRowFirstColumn="0" w:lastRowLastColumn="0"/>
               <w:rPr>
                 <w:rFonts w:ascii="Times New Roman" w:eastAsia="Times New Roman" w:hAnsi="Times New Roman" w:cs="Times New Roman"/>
                 <w:kern w:val="0"/>
@@ -5018,12 +5009,11 @@
         <w:tc>
           <w:tcPr>
             <w:tcW w:w="0" w:type="auto"/>
-            <w:vAlign w:val="center"/>
             <w:hideMark/>
           </w:tcPr>
           <w:p>
             <w:pPr>
-              <w:spacing w:after="0" w:line="240" w:lineRule="auto"/>
+              <w:cnfStyle w:val="000000100000" w:firstRow="0" w:lastRow="0" w:firstColumn="0" w:lastColumn="0" w:oddVBand="0" w:evenVBand="0" w:oddHBand="1" w:evenHBand="0" w:firstRowFirstColumn="0" w:firstRowLastColumn="0" w:lastRowFirstColumn="0" w:lastRowLastColumn="0"/>
               <w:rPr>
                 <w:rFonts w:ascii="Times New Roman" w:eastAsia="Times New Roman" w:hAnsi="Times New Roman" w:cs="Times New Roman"/>
                 <w:kern w:val="0"/>
@@ -5049,12 +5039,11 @@
         <w:tc>
           <w:tcPr>
             <w:tcW w:w="0" w:type="auto"/>
-            <w:vAlign w:val="center"/>
             <w:hideMark/>
           </w:tcPr>
           <w:p>
             <w:pPr>
-              <w:spacing w:after="0" w:line="240" w:lineRule="auto"/>
+              <w:cnfStyle w:val="000000100000" w:firstRow="0" w:lastRow="0" w:firstColumn="0" w:lastColumn="0" w:oddVBand="0" w:evenVBand="0" w:oddHBand="1" w:evenHBand="0" w:firstRowFirstColumn="0" w:firstRowLastColumn="0" w:lastRowFirstColumn="0" w:lastRowLastColumn="0"/>
               <w:rPr>
                 <w:rFonts w:ascii="Times New Roman" w:eastAsia="Times New Roman" w:hAnsi="Times New Roman" w:cs="Times New Roman"/>
                 <w:kern w:val="0"/>
@@ -5080,12 +5069,11 @@
         <w:tc>
           <w:tcPr>
             <w:tcW w:w="0" w:type="auto"/>
-            <w:vAlign w:val="center"/>
             <w:hideMark/>
           </w:tcPr>
           <w:p>
             <w:pPr>
-              <w:spacing w:after="0" w:line="240" w:lineRule="auto"/>
+              <w:cnfStyle w:val="000000100000" w:firstRow="0" w:lastRow="0" w:firstColumn="0" w:lastColumn="0" w:oddVBand="0" w:evenVBand="0" w:oddHBand="1" w:evenHBand="0" w:firstRowFirstColumn="0" w:firstRowLastColumn="0" w:lastRowFirstColumn="0" w:lastRowLastColumn="0"/>
               <w:rPr>
                 <w:rFonts w:ascii="Times New Roman" w:eastAsia="Times New Roman" w:hAnsi="Times New Roman" w:cs="Times New Roman"/>
                 <w:kern w:val="0"/>
@@ -5111,12 +5099,11 @@
         <w:tc>
           <w:tcPr>
             <w:tcW w:w="0" w:type="auto"/>
-            <w:vAlign w:val="center"/>
             <w:hideMark/>
           </w:tcPr>
           <w:p>
             <w:pPr>
-              <w:spacing w:after="0" w:line="240" w:lineRule="auto"/>
+              <w:cnfStyle w:val="000000100000" w:firstRow="0" w:lastRow="0" w:firstColumn="0" w:lastColumn="0" w:oddVBand="0" w:evenVBand="0" w:oddHBand="1" w:evenHBand="0" w:firstRowFirstColumn="0" w:firstRowLastColumn="0" w:lastRowFirstColumn="0" w:lastRowLastColumn="0"/>
               <w:rPr>
                 <w:rFonts w:ascii="Times New Roman" w:eastAsia="Times New Roman" w:hAnsi="Times New Roman" w:cs="Times New Roman"/>
                 <w:kern w:val="0"/>
@@ -5142,12 +5129,11 @@
         <w:tc>
           <w:tcPr>
             <w:tcW w:w="0" w:type="auto"/>
-            <w:vAlign w:val="center"/>
             <w:hideMark/>
           </w:tcPr>
           <w:p>
             <w:pPr>
-              <w:spacing w:after="0" w:line="240" w:lineRule="auto"/>
+              <w:cnfStyle w:val="000000100000" w:firstRow="0" w:lastRow="0" w:firstColumn="0" w:lastColumn="0" w:oddVBand="0" w:evenVBand="0" w:oddHBand="1" w:evenHBand="0" w:firstRowFirstColumn="0" w:firstRowLastColumn="0" w:lastRowFirstColumn="0" w:lastRowLastColumn="0"/>
               <w:rPr>
                 <w:rFonts w:ascii="Times New Roman" w:eastAsia="Times New Roman" w:hAnsi="Times New Roman" w:cs="Times New Roman"/>
                 <w:kern w:val="0"/>
@@ -5172,18 +5158,14 @@
         </w:tc>
       </w:tr>
       <w:tr>
-        <w:trPr>
-          <w:tblCellSpacing w:w="15" w:type="dxa"/>
-        </w:trPr>
         <w:tc>
           <w:tcPr>
+            <w:cnfStyle w:val="001000000000" w:firstRow="0" w:lastRow="0" w:firstColumn="1" w:lastColumn="0" w:oddVBand="0" w:evenVBand="0" w:oddHBand="0" w:evenHBand="0" w:firstRowFirstColumn="0" w:firstRowLastColumn="0" w:lastRowFirstColumn="0" w:lastRowLastColumn="0"/>
             <w:tcW w:w="0" w:type="auto"/>
-            <w:vAlign w:val="center"/>
             <w:hideMark/>
           </w:tcPr>
           <w:p>
             <w:pPr>
-              <w:spacing w:after="0" w:line="240" w:lineRule="auto"/>
               <w:rPr>
                 <w:rFonts w:ascii="Times New Roman" w:eastAsia="Times New Roman" w:hAnsi="Times New Roman" w:cs="Times New Roman"/>
                 <w:kern w:val="0"/>
@@ -5209,12 +5191,11 @@
         <w:tc>
           <w:tcPr>
             <w:tcW w:w="0" w:type="auto"/>
-            <w:vAlign w:val="center"/>
             <w:hideMark/>
           </w:tcPr>
           <w:p>
             <w:pPr>
-              <w:spacing w:after="0" w:line="240" w:lineRule="auto"/>
+              <w:cnfStyle w:val="000000000000" w:firstRow="0" w:lastRow="0" w:firstColumn="0" w:lastColumn="0" w:oddVBand="0" w:evenVBand="0" w:oddHBand="0" w:evenHBand="0" w:firstRowFirstColumn="0" w:firstRowLastColumn="0" w:lastRowFirstColumn="0" w:lastRowLastColumn="0"/>
               <w:rPr>
                 <w:rFonts w:ascii="Times New Roman" w:eastAsia="Times New Roman" w:hAnsi="Times New Roman" w:cs="Times New Roman"/>
                 <w:kern w:val="0"/>
@@ -5240,12 +5221,11 @@
         <w:tc>
           <w:tcPr>
             <w:tcW w:w="0" w:type="auto"/>
-            <w:vAlign w:val="center"/>
             <w:hideMark/>
           </w:tcPr>
           <w:p>
             <w:pPr>
-              <w:spacing w:after="0" w:line="240" w:lineRule="auto"/>
+              <w:cnfStyle w:val="000000000000" w:firstRow="0" w:lastRow="0" w:firstColumn="0" w:lastColumn="0" w:oddVBand="0" w:evenVBand="0" w:oddHBand="0" w:evenHBand="0" w:firstRowFirstColumn="0" w:firstRowLastColumn="0" w:lastRowFirstColumn="0" w:lastRowLastColumn="0"/>
               <w:rPr>
                 <w:rFonts w:ascii="Times New Roman" w:eastAsia="Times New Roman" w:hAnsi="Times New Roman" w:cs="Times New Roman"/>
                 <w:kern w:val="0"/>
@@ -5271,12 +5251,11 @@
         <w:tc>
           <w:tcPr>
             <w:tcW w:w="0" w:type="auto"/>
-            <w:vAlign w:val="center"/>
             <w:hideMark/>
           </w:tcPr>
           <w:p>
             <w:pPr>
-              <w:spacing w:after="0" w:line="240" w:lineRule="auto"/>
+              <w:cnfStyle w:val="000000000000" w:firstRow="0" w:lastRow="0" w:firstColumn="0" w:lastColumn="0" w:oddVBand="0" w:evenVBand="0" w:oddHBand="0" w:evenHBand="0" w:firstRowFirstColumn="0" w:firstRowLastColumn="0" w:lastRowFirstColumn="0" w:lastRowLastColumn="0"/>
               <w:rPr>
                 <w:rFonts w:ascii="Times New Roman" w:eastAsia="Times New Roman" w:hAnsi="Times New Roman" w:cs="Times New Roman"/>
                 <w:kern w:val="0"/>
@@ -5295,19 +5274,30 @@
                 <w:lang w:val="en-GB" w:eastAsia="en-GB" w:bidi="ar-SA"/>
                 <w14:ligatures w14:val="none"/>
               </w:rPr>
-              <w:t>Energy benchmarking &amp; optimization</w:t>
+              <w:t>Energy benchmarkin</w:t>
+            </w:r>
+            <w:r>
+              <w:rPr>
+                <w:rFonts w:ascii="Times New Roman" w:eastAsia="Times New Roman" w:hAnsi="Times New Roman" w:cs="Times New Roman"/>
+                <w:kern w:val="0"/>
+                <w:sz w:val="24"/>
+                <w:szCs w:val="24"/>
+                <w:lang w:val="en-GB" w:eastAsia="en-GB" w:bidi="ar-SA"/>
+                <w14:ligatures w14:val="none"/>
+              </w:rPr>
+              <w:lastRenderedPageBreak/>
+              <w:t>g &amp; optimization</w:t>
             </w:r>
           </w:p>
         </w:tc>
         <w:tc>
           <w:tcPr>
             <w:tcW w:w="0" w:type="auto"/>
-            <w:vAlign w:val="center"/>
             <w:hideMark/>
           </w:tcPr>
           <w:p>
             <w:pPr>
-              <w:spacing w:after="0" w:line="240" w:lineRule="auto"/>
+              <w:cnfStyle w:val="000000000000" w:firstRow="0" w:lastRow="0" w:firstColumn="0" w:lastColumn="0" w:oddVBand="0" w:evenVBand="0" w:oddHBand="0" w:evenHBand="0" w:firstRowFirstColumn="0" w:firstRowLastColumn="0" w:lastRowFirstColumn="0" w:lastRowLastColumn="0"/>
               <w:rPr>
                 <w:rFonts w:ascii="Times New Roman" w:eastAsia="Times New Roman" w:hAnsi="Times New Roman" w:cs="Times New Roman"/>
                 <w:kern w:val="0"/>
@@ -5326,6 +5316,7 @@
                 <w:lang w:val="en-GB" w:eastAsia="en-GB" w:bidi="ar-SA"/>
                 <w14:ligatures w14:val="none"/>
               </w:rPr>
+              <w:lastRenderedPageBreak/>
               <w:t>Monthly</w:t>
             </w:r>
           </w:p>
@@ -5333,12 +5324,11 @@
         <w:tc>
           <w:tcPr>
             <w:tcW w:w="0" w:type="auto"/>
-            <w:vAlign w:val="center"/>
             <w:hideMark/>
           </w:tcPr>
           <w:p>
             <w:pPr>
-              <w:spacing w:after="0" w:line="240" w:lineRule="auto"/>
+              <w:cnfStyle w:val="000000000000" w:firstRow="0" w:lastRow="0" w:firstColumn="0" w:lastColumn="0" w:oddVBand="0" w:evenVBand="0" w:oddHBand="0" w:evenHBand="0" w:firstRowFirstColumn="0" w:firstRowLastColumn="0" w:lastRowFirstColumn="0" w:lastRowLastColumn="0"/>
               <w:rPr>
                 <w:rFonts w:ascii="Times New Roman" w:eastAsia="Times New Roman" w:hAnsi="Times New Roman" w:cs="Times New Roman"/>
                 <w:kern w:val="0"/>
@@ -5364,12 +5354,11 @@
         <w:tc>
           <w:tcPr>
             <w:tcW w:w="0" w:type="auto"/>
-            <w:vAlign w:val="center"/>
             <w:hideMark/>
           </w:tcPr>
           <w:p>
             <w:pPr>
-              <w:spacing w:after="0" w:line="240" w:lineRule="auto"/>
+              <w:cnfStyle w:val="000000000000" w:firstRow="0" w:lastRow="0" w:firstColumn="0" w:lastColumn="0" w:oddVBand="0" w:evenVBand="0" w:oddHBand="0" w:evenHBand="0" w:firstRowFirstColumn="0" w:firstRowLastColumn="0" w:lastRowFirstColumn="0" w:lastRowLastColumn="0"/>
               <w:rPr>
                 <w:rFonts w:ascii="Times New Roman" w:eastAsia="Times New Roman" w:hAnsi="Times New Roman" w:cs="Times New Roman"/>
                 <w:kern w:val="0"/>
@@ -5395,17 +5384,16 @@
       </w:tr>
       <w:tr>
         <w:trPr>
-          <w:tblCellSpacing w:w="15" w:type="dxa"/>
+          <w:cnfStyle w:val="000000100000" w:firstRow="0" w:lastRow="0" w:firstColumn="0" w:lastColumn="0" w:oddVBand="0" w:evenVBand="0" w:oddHBand="1" w:evenHBand="0" w:firstRowFirstColumn="0" w:firstRowLastColumn="0" w:lastRowFirstColumn="0" w:lastRowLastColumn="0"/>
         </w:trPr>
         <w:tc>
           <w:tcPr>
+            <w:cnfStyle w:val="001000000000" w:firstRow="0" w:lastRow="0" w:firstColumn="1" w:lastColumn="0" w:oddVBand="0" w:evenVBand="0" w:oddHBand="0" w:evenHBand="0" w:firstRowFirstColumn="0" w:firstRowLastColumn="0" w:lastRowFirstColumn="0" w:lastRowLastColumn="0"/>
             <w:tcW w:w="0" w:type="auto"/>
-            <w:vAlign w:val="center"/>
             <w:hideMark/>
           </w:tcPr>
           <w:p>
             <w:pPr>
-              <w:spacing w:after="0" w:line="240" w:lineRule="auto"/>
               <w:rPr>
                 <w:rFonts w:ascii="Times New Roman" w:eastAsia="Times New Roman" w:hAnsi="Times New Roman" w:cs="Times New Roman"/>
                 <w:kern w:val="0"/>
@@ -5424,7 +5412,6 @@
                 <w:lang w:val="en-GB" w:eastAsia="en-GB" w:bidi="ar-SA"/>
                 <w14:ligatures w14:val="none"/>
               </w:rPr>
-              <w:lastRenderedPageBreak/>
               <w:t>Safety</w:t>
             </w:r>
           </w:p>
@@ -5432,12 +5419,11 @@
         <w:tc>
           <w:tcPr>
             <w:tcW w:w="0" w:type="auto"/>
-            <w:vAlign w:val="center"/>
             <w:hideMark/>
           </w:tcPr>
           <w:p>
             <w:pPr>
-              <w:spacing w:after="0" w:line="240" w:lineRule="auto"/>
+              <w:cnfStyle w:val="000000100000" w:firstRow="0" w:lastRow="0" w:firstColumn="0" w:lastColumn="0" w:oddVBand="0" w:evenVBand="0" w:oddHBand="1" w:evenHBand="0" w:firstRowFirstColumn="0" w:firstRowLastColumn="0" w:lastRowFirstColumn="0" w:lastRowLastColumn="0"/>
               <w:rPr>
                 <w:rFonts w:ascii="Times New Roman" w:eastAsia="Times New Roman" w:hAnsi="Times New Roman" w:cs="Times New Roman"/>
                 <w:kern w:val="0"/>
@@ -5463,12 +5449,11 @@
         <w:tc>
           <w:tcPr>
             <w:tcW w:w="0" w:type="auto"/>
-            <w:vAlign w:val="center"/>
             <w:hideMark/>
           </w:tcPr>
           <w:p>
             <w:pPr>
-              <w:spacing w:after="0" w:line="240" w:lineRule="auto"/>
+              <w:cnfStyle w:val="000000100000" w:firstRow="0" w:lastRow="0" w:firstColumn="0" w:lastColumn="0" w:oddVBand="0" w:evenVBand="0" w:oddHBand="1" w:evenHBand="0" w:firstRowFirstColumn="0" w:firstRowLastColumn="0" w:lastRowFirstColumn="0" w:lastRowLastColumn="0"/>
               <w:rPr>
                 <w:rFonts w:ascii="Times New Roman" w:eastAsia="Times New Roman" w:hAnsi="Times New Roman" w:cs="Times New Roman"/>
                 <w:kern w:val="0"/>
@@ -5494,12 +5479,11 @@
         <w:tc>
           <w:tcPr>
             <w:tcW w:w="0" w:type="auto"/>
-            <w:vAlign w:val="center"/>
             <w:hideMark/>
           </w:tcPr>
           <w:p>
             <w:pPr>
-              <w:spacing w:after="0" w:line="240" w:lineRule="auto"/>
+              <w:cnfStyle w:val="000000100000" w:firstRow="0" w:lastRow="0" w:firstColumn="0" w:lastColumn="0" w:oddVBand="0" w:evenVBand="0" w:oddHBand="1" w:evenHBand="0" w:firstRowFirstColumn="0" w:firstRowLastColumn="0" w:lastRowFirstColumn="0" w:lastRowLastColumn="0"/>
               <w:rPr>
                 <w:rFonts w:ascii="Times New Roman" w:eastAsia="Times New Roman" w:hAnsi="Times New Roman" w:cs="Times New Roman"/>
                 <w:kern w:val="0"/>
@@ -5525,12 +5509,11 @@
         <w:tc>
           <w:tcPr>
             <w:tcW w:w="0" w:type="auto"/>
-            <w:vAlign w:val="center"/>
             <w:hideMark/>
           </w:tcPr>
           <w:p>
             <w:pPr>
-              <w:spacing w:after="0" w:line="240" w:lineRule="auto"/>
+              <w:cnfStyle w:val="000000100000" w:firstRow="0" w:lastRow="0" w:firstColumn="0" w:lastColumn="0" w:oddVBand="0" w:evenVBand="0" w:oddHBand="1" w:evenHBand="0" w:firstRowFirstColumn="0" w:firstRowLastColumn="0" w:lastRowFirstColumn="0" w:lastRowLastColumn="0"/>
               <w:rPr>
                 <w:rFonts w:ascii="Times New Roman" w:eastAsia="Times New Roman" w:hAnsi="Times New Roman" w:cs="Times New Roman"/>
                 <w:kern w:val="0"/>
@@ -5556,12 +5539,11 @@
         <w:tc>
           <w:tcPr>
             <w:tcW w:w="0" w:type="auto"/>
-            <w:vAlign w:val="center"/>
             <w:hideMark/>
           </w:tcPr>
           <w:p>
             <w:pPr>
-              <w:spacing w:after="0" w:line="240" w:lineRule="auto"/>
+              <w:cnfStyle w:val="000000100000" w:firstRow="0" w:lastRow="0" w:firstColumn="0" w:lastColumn="0" w:oddVBand="0" w:evenVBand="0" w:oddHBand="1" w:evenHBand="0" w:firstRowFirstColumn="0" w:firstRowLastColumn="0" w:lastRowFirstColumn="0" w:lastRowLastColumn="0"/>
               <w:rPr>
                 <w:rFonts w:ascii="Times New Roman" w:eastAsia="Times New Roman" w:hAnsi="Times New Roman" w:cs="Times New Roman"/>
                 <w:kern w:val="0"/>
@@ -5587,12 +5569,11 @@
         <w:tc>
           <w:tcPr>
             <w:tcW w:w="0" w:type="auto"/>
-            <w:vAlign w:val="center"/>
             <w:hideMark/>
           </w:tcPr>
           <w:p>
             <w:pPr>
-              <w:spacing w:after="0" w:line="240" w:lineRule="auto"/>
+              <w:cnfStyle w:val="000000100000" w:firstRow="0" w:lastRow="0" w:firstColumn="0" w:lastColumn="0" w:oddVBand="0" w:evenVBand="0" w:oddHBand="1" w:evenHBand="0" w:firstRowFirstColumn="0" w:firstRowLastColumn="0" w:lastRowFirstColumn="0" w:lastRowLastColumn="0"/>
               <w:rPr>
                 <w:rFonts w:ascii="Times New Roman" w:eastAsia="Times New Roman" w:hAnsi="Times New Roman" w:cs="Times New Roman"/>
                 <w:kern w:val="0"/>
@@ -6087,24 +6068,30 @@
         <w:spacing w:before="100" w:beforeAutospacing="1" w:after="100" w:afterAutospacing="1" w:line="240" w:lineRule="auto"/>
         <w:rPr>
           <w:rFonts w:ascii="Times New Roman" w:eastAsia="Times New Roman" w:hAnsi="Times New Roman" w:cs="Times New Roman"/>
-          <w:kern w:val="0"/>
-          <w:sz w:val="24"/>
-          <w:szCs w:val="24"/>
-          <w:lang w:val="en-GB" w:eastAsia="en-GB" w:bidi="ar-SA"/>
-          <w14:ligatures w14:val="none"/>
-        </w:rPr>
-      </w:pPr>
-      <w:r>
-        <w:rPr>
-          <w:rFonts w:ascii="Times New Roman" w:eastAsia="Times New Roman" w:hAnsi="Times New Roman" w:cs="Times New Roman"/>
-          <w:kern w:val="0"/>
-          <w:sz w:val="24"/>
-          <w:szCs w:val="24"/>
-          <w:lang w:val="en-GB" w:eastAsia="en-GB" w:bidi="ar-SA"/>
-          <w14:ligatures w14:val="none"/>
-        </w:rPr>
-        <w:t>If you want next:</w:t>
-      </w:r>
+          <w:color w:val="C00000"/>
+          <w:kern w:val="0"/>
+          <w:sz w:val="24"/>
+          <w:szCs w:val="24"/>
+          <w:highlight w:val="yellow"/>
+          <w:lang w:val="en-GB" w:eastAsia="en-GB" w:bidi="ar-SA"/>
+          <w14:ligatures w14:val="none"/>
+        </w:rPr>
+      </w:pPr>
+      <w:proofErr w:type="spellStart"/>
+      <w:r>
+        <w:rPr>
+          <w:rFonts w:ascii="Times New Roman" w:eastAsia="Times New Roman" w:hAnsi="Times New Roman" w:cs="Times New Roman"/>
+          <w:color w:val="C00000"/>
+          <w:kern w:val="0"/>
+          <w:sz w:val="24"/>
+          <w:szCs w:val="24"/>
+          <w:highlight w:val="yellow"/>
+          <w:lang w:val="en-GB" w:eastAsia="en-GB" w:bidi="ar-SA"/>
+          <w14:ligatures w14:val="none"/>
+        </w:rPr>
+        <w:t>aaaa</w:t>
+      </w:r>
+      <w:proofErr w:type="spellEnd"/>
     </w:p>
     <w:p>
       <w:pPr>
@@ -6118,16 +6105,18 @@
           <w:kern w:val="0"/>
           <w:sz w:val="24"/>
           <w:szCs w:val="24"/>
-          <w:lang w:val="en-GB" w:eastAsia="en-GB" w:bidi="ar-SA"/>
-          <w14:ligatures w14:val="none"/>
-        </w:rPr>
-      </w:pPr>
-      <w:r>
-        <w:rPr>
-          <w:rFonts w:ascii="Times New Roman" w:eastAsia="Times New Roman" w:hAnsi="Times New Roman" w:cs="Times New Roman"/>
-          <w:kern w:val="0"/>
-          <w:sz w:val="24"/>
-          <w:szCs w:val="24"/>
+          <w:highlight w:val="yellow"/>
+          <w:lang w:val="en-GB" w:eastAsia="en-GB" w:bidi="ar-SA"/>
+          <w14:ligatures w14:val="none"/>
+        </w:rPr>
+      </w:pPr>
+      <w:r>
+        <w:rPr>
+          <w:rFonts w:ascii="Times New Roman" w:eastAsia="Times New Roman" w:hAnsi="Times New Roman" w:cs="Times New Roman"/>
+          <w:kern w:val="0"/>
+          <w:sz w:val="24"/>
+          <w:szCs w:val="24"/>
+          <w:highlight w:val="yellow"/>
           <w:lang w:val="en-GB" w:eastAsia="en-GB" w:bidi="ar-SA"/>
           <w14:ligatures w14:val="none"/>
         </w:rPr>
@@ -6146,16 +6135,18 @@
           <w:kern w:val="0"/>
           <w:sz w:val="24"/>
           <w:szCs w:val="24"/>
-          <w:lang w:val="en-GB" w:eastAsia="en-GB" w:bidi="ar-SA"/>
-          <w14:ligatures w14:val="none"/>
-        </w:rPr>
-      </w:pPr>
-      <w:r>
-        <w:rPr>
-          <w:rFonts w:ascii="Times New Roman" w:eastAsia="Times New Roman" w:hAnsi="Times New Roman" w:cs="Times New Roman"/>
-          <w:kern w:val="0"/>
-          <w:sz w:val="24"/>
-          <w:szCs w:val="24"/>
+          <w:highlight w:val="yellow"/>
+          <w:lang w:val="en-GB" w:eastAsia="en-GB" w:bidi="ar-SA"/>
+          <w14:ligatures w14:val="none"/>
+        </w:rPr>
+      </w:pPr>
+      <w:r>
+        <w:rPr>
+          <w:rFonts w:ascii="Times New Roman" w:eastAsia="Times New Roman" w:hAnsi="Times New Roman" w:cs="Times New Roman"/>
+          <w:kern w:val="0"/>
+          <w:sz w:val="24"/>
+          <w:szCs w:val="24"/>
+          <w:highlight w:val="yellow"/>
           <w:lang w:val="en-GB" w:eastAsia="en-GB" w:bidi="ar-SA"/>
           <w14:ligatures w14:val="none"/>
         </w:rPr>
@@ -6174,16 +6165,18 @@
           <w:kern w:val="0"/>
           <w:sz w:val="24"/>
           <w:szCs w:val="24"/>
-          <w:lang w:val="en-GB" w:eastAsia="en-GB" w:bidi="ar-SA"/>
-          <w14:ligatures w14:val="none"/>
-        </w:rPr>
-      </w:pPr>
-      <w:r>
-        <w:rPr>
-          <w:rFonts w:ascii="Times New Roman" w:eastAsia="Times New Roman" w:hAnsi="Times New Roman" w:cs="Times New Roman"/>
-          <w:kern w:val="0"/>
-          <w:sz w:val="24"/>
-          <w:szCs w:val="24"/>
+          <w:highlight w:val="yellow"/>
+          <w:lang w:val="en-GB" w:eastAsia="en-GB" w:bidi="ar-SA"/>
+          <w14:ligatures w14:val="none"/>
+        </w:rPr>
+      </w:pPr>
+      <w:r>
+        <w:rPr>
+          <w:rFonts w:ascii="Times New Roman" w:eastAsia="Times New Roman" w:hAnsi="Times New Roman" w:cs="Times New Roman"/>
+          <w:kern w:val="0"/>
+          <w:sz w:val="24"/>
+          <w:szCs w:val="24"/>
+          <w:highlight w:val="yellow"/>
           <w:lang w:val="en-GB" w:eastAsia="en-GB" w:bidi="ar-SA"/>
           <w14:ligatures w14:val="none"/>
         </w:rPr>
@@ -6202,16 +6195,18 @@
           <w:kern w:val="0"/>
           <w:sz w:val="24"/>
           <w:szCs w:val="24"/>
-          <w:lang w:val="en-GB" w:eastAsia="en-GB" w:bidi="ar-SA"/>
-          <w14:ligatures w14:val="none"/>
-        </w:rPr>
-      </w:pPr>
-      <w:r>
-        <w:rPr>
-          <w:rFonts w:ascii="Times New Roman" w:eastAsia="Times New Roman" w:hAnsi="Times New Roman" w:cs="Times New Roman"/>
-          <w:kern w:val="0"/>
-          <w:sz w:val="24"/>
-          <w:szCs w:val="24"/>
+          <w:highlight w:val="yellow"/>
+          <w:lang w:val="en-GB" w:eastAsia="en-GB" w:bidi="ar-SA"/>
+          <w14:ligatures w14:val="none"/>
+        </w:rPr>
+      </w:pPr>
+      <w:r>
+        <w:rPr>
+          <w:rFonts w:ascii="Times New Roman" w:eastAsia="Times New Roman" w:hAnsi="Times New Roman" w:cs="Times New Roman"/>
+          <w:kern w:val="0"/>
+          <w:sz w:val="24"/>
+          <w:szCs w:val="24"/>
+          <w:highlight w:val="yellow"/>
           <w:lang w:val="en-GB" w:eastAsia="en-GB" w:bidi="ar-SA"/>
           <w14:ligatures w14:val="none"/>
         </w:rPr>
@@ -6230,16 +6225,18 @@
           <w:kern w:val="0"/>
           <w:sz w:val="24"/>
           <w:szCs w:val="24"/>
-          <w:lang w:val="en-GB" w:eastAsia="en-GB" w:bidi="ar-SA"/>
-          <w14:ligatures w14:val="none"/>
-        </w:rPr>
-      </w:pPr>
-      <w:r>
-        <w:rPr>
-          <w:rFonts w:ascii="Times New Roman" w:eastAsia="Times New Roman" w:hAnsi="Times New Roman" w:cs="Times New Roman"/>
-          <w:kern w:val="0"/>
-          <w:sz w:val="24"/>
-          <w:szCs w:val="24"/>
+          <w:highlight w:val="yellow"/>
+          <w:lang w:val="en-GB" w:eastAsia="en-GB" w:bidi="ar-SA"/>
+          <w14:ligatures w14:val="none"/>
+        </w:rPr>
+      </w:pPr>
+      <w:r>
+        <w:rPr>
+          <w:rFonts w:ascii="Times New Roman" w:eastAsia="Times New Roman" w:hAnsi="Times New Roman" w:cs="Times New Roman"/>
+          <w:kern w:val="0"/>
+          <w:sz w:val="24"/>
+          <w:szCs w:val="24"/>
+          <w:highlight w:val="yellow"/>
           <w:lang w:val="en-GB" w:eastAsia="en-GB" w:bidi="ar-SA"/>
           <w14:ligatures w14:val="none"/>
         </w:rPr>
@@ -6258,16 +6255,18 @@
           <w:kern w:val="0"/>
           <w:sz w:val="24"/>
           <w:szCs w:val="24"/>
-          <w:lang w:val="en-GB" w:eastAsia="en-GB" w:bidi="ar-SA"/>
-          <w14:ligatures w14:val="none"/>
-        </w:rPr>
-      </w:pPr>
-      <w:r>
-        <w:rPr>
-          <w:rFonts w:ascii="Times New Roman" w:eastAsia="Times New Roman" w:hAnsi="Times New Roman" w:cs="Times New Roman"/>
-          <w:kern w:val="0"/>
-          <w:sz w:val="24"/>
-          <w:szCs w:val="24"/>
+          <w:highlight w:val="yellow"/>
+          <w:lang w:val="en-GB" w:eastAsia="en-GB" w:bidi="ar-SA"/>
+          <w14:ligatures w14:val="none"/>
+        </w:rPr>
+      </w:pPr>
+      <w:r>
+        <w:rPr>
+          <w:rFonts w:ascii="Times New Roman" w:eastAsia="Times New Roman" w:hAnsi="Times New Roman" w:cs="Times New Roman"/>
+          <w:kern w:val="0"/>
+          <w:sz w:val="24"/>
+          <w:szCs w:val="24"/>
+          <w:highlight w:val="yellow"/>
           <w:lang w:val="en-GB" w:eastAsia="en-GB" w:bidi="ar-SA"/>
           <w14:ligatures w14:val="none"/>
         </w:rPr>
@@ -6295,7 +6294,7 @@
           <w:lang w:val="en-GB" w:eastAsia="en-GB" w:bidi="ar-SA"/>
           <w14:ligatures w14:val="none"/>
         </w:rPr>
-        <w:t>Tell me how deep we go next.</w:t>
+        <w:t xml:space="preserve"> </w:t>
       </w:r>
     </w:p>
     <w:p>
@@ -6374,6 +6373,7 @@
     <w:p/>
     <w:sectPr>
       <w:headerReference w:type="default" r:id="rId7"/>
+      <w:footerReference w:type="default" r:id="rId8"/>
       <w:pgSz w:w="11906" w:h="16838"/>
       <w:pgMar w:top="1440" w:right="1440" w:bottom="1440" w:left="1440" w:header="720" w:footer="720" w:gutter="0"/>
       <w:pgBorders w:offsetFrom="page">
@@ -6412,6 +6412,90 @@
     </w:p>
   </w:endnote>
 </w:endnotes>
+</file>
+
+<file path=word/footer1.xml><?xml version="1.0" encoding="utf-8"?>
+<w:ftr xmlns:wpc="http://schemas.microsoft.com/office/word/2010/wordprocessingCanvas" xmlns:cx="http://schemas.microsoft.com/office/drawing/2014/chartex" xmlns:cx1="http://schemas.microsoft.com/office/drawing/2015/9/8/chartex" xmlns:cx2="http://schemas.microsoft.com/office/drawing/2015/10/21/chartex" xmlns:cx3="http://schemas.microsoft.com/office/drawing/2016/5/9/chartex" xmlns:cx4="http://schemas.microsoft.com/office/drawing/2016/5/10/chartex" xmlns:cx5="http://schemas.microsoft.com/office/drawing/2016/5/11/chartex" xmlns:cx6="http://schemas.microsoft.com/office/drawing/2016/5/12/chartex" xmlns:cx7="http://schemas.microsoft.com/office/drawing/2016/5/13/chartex" xmlns:cx8="http://schemas.microsoft.com/office/drawing/2016/5/14/chartex" xmlns:mc="http://schemas.openxmlformats.org/markup-compatibility/2006" xmlns:aink="http://schemas.microsoft.com/office/drawing/2016/ink" xmlns:am3d="http://schemas.microsoft.com/office/drawing/2017/model3d" xmlns:o="urn:schemas-microsoft-com:office:office" xmlns:oel="http://schemas.microsoft.com/office/2019/extlst" xmlns:r="http://schemas.openxmlformats.org/officeDocument/2006/relationships" xmlns:m="http://schemas.openxmlformats.org/officeDocument/2006/math" xmlns:v="urn:schemas-microsoft-com:vml" xmlns:wp14="http://schemas.microsoft.com/office/word/2010/wordprocessingDrawing" xmlns:wp="http://schemas.openxmlformats.org/drawingml/2006/wordprocessingDrawing" xmlns:w10="urn:schemas-microsoft-com:office:word" xmlns:w="http://schemas.openxmlformats.org/wordprocessingml/2006/main" xmlns:w14="http://schemas.microsoft.com/office/word/2010/wordml" xmlns:w15="http://schemas.microsoft.com/office/word/2012/wordml" xmlns:w16cex="http://schemas.microsoft.com/office/word/2018/wordml/cex" xmlns:w16cid="http://schemas.microsoft.com/office/word/2016/wordml/cid" xmlns:w16="http://schemas.microsoft.com/office/word/2018/wordml" xmlns:w16du="http://schemas.microsoft.com/office/word/2023/wordml/word16du" xmlns:w16sdtdh="http://schemas.microsoft.com/office/word/2020/wordml/sdtdatahash" xmlns:w16sdtfl="http://schemas.microsoft.com/office/word/2024/wordml/sdtformatlock" xmlns:w16se="http://schemas.microsoft.com/office/word/2015/wordml/symex" xmlns:wpg="http://schemas.microsoft.com/office/word/2010/wordprocessingGroup" xmlns:wpi="http://schemas.microsoft.com/office/word/2010/wordprocessingInk" xmlns:wne="http://schemas.microsoft.com/office/word/2006/wordml" xmlns:wps="http://schemas.microsoft.com/office/word/2010/wordprocessingShape" mc:Ignorable="w14 w15 w16se w16cid w16 w16cex w16sdtdh w16sdtfl w16du wp14">
+  <w:sdt>
+    <w:sdtPr>
+      <w:rPr>
+        <w:rFonts w:asciiTheme="majorHAnsi" w:eastAsiaTheme="majorEastAsia" w:hAnsiTheme="majorHAnsi" w:cstheme="majorBidi"/>
+        <w:sz w:val="28"/>
+        <w:szCs w:val="28"/>
+        <w:lang w:val="en-GB"/>
+      </w:rPr>
+      <w:id w:val="502318450"/>
+      <w:docPartObj>
+        <w:docPartGallery w:val="Page Numbers (Bottom of Page)"/>
+        <w:docPartUnique/>
+      </w:docPartObj>
+    </w:sdtPr>
+    <w:sdtEndPr>
+      <w:rPr>
+        <w:lang w:val="en-US"/>
+      </w:rPr>
+    </w:sdtEndPr>
+    <w:sdtContent>
+      <w:p>
+        <w:pPr>
+          <w:pStyle w:val="Footer"/>
+          <w:jc w:val="right"/>
+          <w:rPr>
+            <w:rFonts w:asciiTheme="majorHAnsi" w:eastAsiaTheme="majorEastAsia" w:hAnsiTheme="majorHAnsi" w:cstheme="majorBidi"/>
+            <w:sz w:val="28"/>
+            <w:szCs w:val="28"/>
+          </w:rPr>
+        </w:pPr>
+        <w:r>
+          <w:rPr>
+            <w:rFonts w:asciiTheme="majorHAnsi" w:eastAsiaTheme="majorEastAsia" w:hAnsiTheme="majorHAnsi" w:cstheme="majorBidi"/>
+            <w:sz w:val="28"/>
+            <w:szCs w:val="28"/>
+            <w:lang w:val="en-GB"/>
+          </w:rPr>
+          <w:t xml:space="preserve">pg. </w:t>
+        </w:r>
+        <w:r>
+          <w:rPr>
+            <w:rFonts w:eastAsiaTheme="minorEastAsia" w:cs="Times New Roman"/>
+          </w:rPr>
+          <w:fldChar w:fldCharType="begin"/>
+        </w:r>
+        <w:r>
+          <w:instrText>PAGE    \* MERGEFORMAT</w:instrText>
+        </w:r>
+        <w:r>
+          <w:rPr>
+            <w:rFonts w:eastAsiaTheme="minorEastAsia" w:cs="Times New Roman"/>
+          </w:rPr>
+          <w:fldChar w:fldCharType="separate"/>
+        </w:r>
+        <w:r>
+          <w:rPr>
+            <w:rFonts w:asciiTheme="majorHAnsi" w:eastAsiaTheme="majorEastAsia" w:hAnsiTheme="majorHAnsi" w:cstheme="majorBidi"/>
+            <w:sz w:val="28"/>
+            <w:szCs w:val="28"/>
+            <w:lang w:val="en-GB"/>
+          </w:rPr>
+          <w:t>2</w:t>
+        </w:r>
+        <w:r>
+          <w:rPr>
+            <w:rFonts w:asciiTheme="majorHAnsi" w:eastAsiaTheme="majorEastAsia" w:hAnsiTheme="majorHAnsi" w:cstheme="majorBidi"/>
+            <w:sz w:val="28"/>
+            <w:szCs w:val="28"/>
+          </w:rPr>
+          <w:fldChar w:fldCharType="end"/>
+        </w:r>
+      </w:p>
+    </w:sdtContent>
+  </w:sdt>
+  <w:p>
+    <w:pPr>
+      <w:pStyle w:val="Footer"/>
+    </w:pPr>
+  </w:p>
+</w:ftr>
 </file>
 
 <file path=word/footnotes.xml><?xml version="1.0" encoding="utf-8"?>
@@ -12456,6 +12540,69 @@
       <w:lang w:val="en-US" w:bidi="ar-EG"/>
     </w:rPr>
   </w:style>
+  <w:style w:type="table" w:styleId="PlainTable1">
+    <w:name w:val="Plain Table 1"/>
+    <w:basedOn w:val="TableNormal"/>
+    <w:uiPriority w:val="41"/>
+    <w:rsid w:val="00440296"/>
+    <w:pPr>
+      <w:spacing w:after="0" w:line="240" w:lineRule="auto"/>
+    </w:pPr>
+    <w:tblPr>
+      <w:tblStyleRowBandSize w:val="1"/>
+      <w:tblStyleColBandSize w:val="1"/>
+      <w:tblBorders>
+        <w:top w:val="single" w:sz="4" w:space="0" w:color="BFBFBF" w:themeColor="background1" w:themeShade="BF"/>
+        <w:left w:val="single" w:sz="4" w:space="0" w:color="BFBFBF" w:themeColor="background1" w:themeShade="BF"/>
+        <w:bottom w:val="single" w:sz="4" w:space="0" w:color="BFBFBF" w:themeColor="background1" w:themeShade="BF"/>
+        <w:right w:val="single" w:sz="4" w:space="0" w:color="BFBFBF" w:themeColor="background1" w:themeShade="BF"/>
+        <w:insideH w:val="single" w:sz="4" w:space="0" w:color="BFBFBF" w:themeColor="background1" w:themeShade="BF"/>
+        <w:insideV w:val="single" w:sz="4" w:space="0" w:color="BFBFBF" w:themeColor="background1" w:themeShade="BF"/>
+      </w:tblBorders>
+    </w:tblPr>
+    <w:tblStylePr w:type="firstRow">
+      <w:rPr>
+        <w:b/>
+        <w:bCs/>
+      </w:rPr>
+    </w:tblStylePr>
+    <w:tblStylePr w:type="lastRow">
+      <w:rPr>
+        <w:b/>
+        <w:bCs/>
+      </w:rPr>
+      <w:tblPr/>
+      <w:tcPr>
+        <w:tcBorders>
+          <w:top w:val="double" w:sz="4" w:space="0" w:color="BFBFBF" w:themeColor="background1" w:themeShade="BF"/>
+        </w:tcBorders>
+      </w:tcPr>
+    </w:tblStylePr>
+    <w:tblStylePr w:type="firstCol">
+      <w:rPr>
+        <w:b/>
+        <w:bCs/>
+      </w:rPr>
+    </w:tblStylePr>
+    <w:tblStylePr w:type="lastCol">
+      <w:rPr>
+        <w:b/>
+        <w:bCs/>
+      </w:rPr>
+    </w:tblStylePr>
+    <w:tblStylePr w:type="band1Vert">
+      <w:tblPr/>
+      <w:tcPr>
+        <w:shd w:val="clear" w:color="auto" w:fill="F2F2F2" w:themeFill="background1" w:themeFillShade="F2"/>
+      </w:tcPr>
+    </w:tblStylePr>
+    <w:tblStylePr w:type="band1Horz">
+      <w:tblPr/>
+      <w:tcPr>
+        <w:shd w:val="clear" w:color="auto" w:fill="F2F2F2" w:themeFill="background1" w:themeFillShade="F2"/>
+      </w:tcPr>
+    </w:tblStylePr>
+  </w:style>
 </w:styles>
 </file>
 
